--- a/assets/31_환경소음_이동성/260806_LUP_투고/04_Supplementary.docx
+++ b/assets/31_환경소음_이동성/260806_LUP_투고/04_Supplementary.docx
@@ -10,6 +10,44 @@
           <w:sz w:val="28"/>
         </w:rPr>
         <w:t>Supplementary material</w:t>
+      </w:r>
+    </w:p>
+    <w:p>
+      <w:pPr>
+        <w:spacing w:line="360" w:lineRule="auto"/>
+        <w:rPr>
+          <w:sz w:val="28"/>
+          <w:szCs w:val="28"/>
+        </w:rPr>
+      </w:pPr>
+      <w:r>
+        <w:rPr>
+          <w:rFonts w:eastAsia="바탕" w:cs="Times New Roman"/>
+          <w:b/>
+          <w:i w:val="0"/>
+          <w:sz w:val="24"/>
+          <w:szCs w:val="28"/>
+        </w:rPr>
+        <w:t>Supplementary Methods S1. Sensor-to-neighbourhood matching</w:t>
+      </w:r>
+    </w:p>
+    <w:p>
+      <w:pPr>
+        <w:spacing w:line="360" w:lineRule="auto"/>
+        <w:rPr>
+          <w:sz w:val="28"/>
+          <w:szCs w:val="28"/>
+        </w:rPr>
+      </w:pPr>
+      <w:r>
+        <w:rPr>
+          <w:rFonts w:eastAsia="바탕" w:cs="Times New Roman"/>
+          <w:b w:val="0"/>
+          <w:i w:val="0"/>
+          <w:sz w:val="24"/>
+          <w:szCs w:val="28"/>
+        </w:rPr>
+        <w:t>Sensor metadata contain street addresses but no administrative-neighbourhood name. Each sensor was therefore assigned to a dong by point-in-polygon matching of its coordinates against public boundary data (the vuski/admdongkor GeoJSON, 2022-01 vintage). The de-facto population data and the boundary file use slightly different dong-code systems in a few reorganised areas of Gangbuk and Gangdong; these were reconciled by name matching. In the result, 1,165 of 1,170 sensors (99.6%) were assigned to a dong, and the assigned dong agreed with the district recorded in the street address in 99.6% of cases. Sensor-days then passed the noise quality filters (at least 12 observed hours per day, values within 20-95 dB) before the merge with daily mobility.</w:t>
       </w:r>
     </w:p>
     <w:p>
